--- a/resume/ChetanKhadke_Resume_V2_2026.docx
+++ b/resume/ChetanKhadke_Resume_V2_2026.docx
@@ -173,7 +173,7 @@
         <w:rPr>
           <w:rFonts w:cs="Calibri"/>
         </w:rPr>
-        <w:t>Staff Software Engineer with 13 years in natural language processing and document intelligence, spanning classical ML, transformer-based document models, and production LLM and agentic systems. Began in NLP and ML research at Tata Consultancy Services, mining process models from software test artifacts and building text analytics for the ignio cognitive automation platform, work published as four peer-reviewed IEEE papers. As Engineering Lead at Persistent Systems, built knowledge graphs on Neo4j with custom NER, relation extraction, and entity linking, alongside an intent-classification engine for conversational AI. At Xoriant, designed and trained the custom LayoutLM, Donut, and UDOP models behind an enterprise Document AI platform, improving extraction accuracy by 70%. Now at Xpanse, leading LLM and multi-agent integration (tool calling, Model Context Protocol, and context-aware guardrails) across 500+ document types and millions of documents weekly, for a further ~30% accuracy gain. Certified in Machine Learning (Silver Medal) and Deep Learning by IIT Madras.</w:t>
+        <w:t>Staff Software Engineer with 13 years in natural language processing and document intelligence, spanning classical ML, transformer-based document models, and production LLM and agentic systems. Began in NLP and ML research at Tata Consultancy Services, mining process models from software test artifacts and building text analytics for the ignio cognitive automation platform, work published as four peer-reviewed IEEE papers. As Engineering Lead at Persistent Systems, built knowledge graphs on Neo4j with custom NER, relation extraction, and entity linking, alongside an intent-classification engine for conversational AI. At Xoriant, designed and trained the custom LayoutLM, Donut, and UDOP models behind an enterprise Document AI platform, improving extraction accuracy by 70%. Now at Xpanse, leading LLM and multi-agent integration (LangGraph orchestration, tool calling, Model Context Protocol, and context-aware guardrails) across 500+ document types and millions of documents weekly, for a further ~30% accuracy gain. Certified in Machine Learning (Silver Medal) and Deep Learning by IIT Madras.</w:t>
       </w:r>
     </w:p>
     <w:p>
@@ -229,7 +229,7 @@
         <w:rPr>
           <w:rFonts w:cs="Calibri"/>
         </w:rPr>
-        <w:t>Multi-Agent Systems, Agent Orchestration, Tool/Function Calling, Model Context Protocol (MCP), Agentic RAG, Human-in-the-Loop, Agent-to-Agent (A2A) Communication, Planning &amp; Reasoning, Memory Management</w:t>
+        <w:t>Multi-Agent Systems, Agent Orchestration, LangGraph, Stateful Agent Graphs, Tool/Function Calling, Model Context Protocol (MCP), Agentic RAG, Human-in-the-Loop, Agent-to-Agent (A2A) Communication, Planning &amp; Reasoning, Memory Management</w:t>
       </w:r>
     </w:p>
     <w:p>
@@ -279,7 +279,7 @@
         <w:rPr>
           <w:rFonts w:cs="Calibri"/>
         </w:rPr>
-        <w:t>AWS (SageMaker, Bedrock, ECR, ECS, S3, CloudWatch, Inference Endpoints), GCP, Docker, MLflow, Git, CI/CD, Model Deployment Pipelines, Containerization, Model Monitoring</w:t>
+        <w:t>AWS (SageMaker, Bedrock, Bedrock AgentCore, AgentCore Runtime, Strands Agents SDK, ECR, ECS, S3, CloudWatch, Inference Endpoints), GCP, Docker, MLflow, Git, CI/CD, Model Deployment Pipelines, Containerization, Model Monitoring</w:t>
       </w:r>
     </w:p>
     <w:p>
@@ -456,7 +456,7 @@
         <w:rPr>
           <w:rFonts w:cs="Calibri"/>
         </w:rPr>
-        <w:t>Designed and shipped a production multi-agent orchestration layer coordinating specialized classification, extraction, and validation agents, using LLM tool/function calling to invoke internal APIs and the rules engine.</w:t>
+        <w:t>Designed and shipped a production multi-agent orchestration layer on LangGraph, coordinating specialized classification, extraction, and validation agents, using LLM tool/function calling to invoke internal APIs and the rules engine.</w:t>
       </w:r>
     </w:p>
     <w:p>
